--- a/source/reference_documents/tertiary_documents/implementation/Static Analysis/triage/Static Analysis - Triage.docx
+++ b/source/reference_documents/tertiary_documents/implementation/Static Analysis/triage/Static Analysis - Triage.docx
@@ -43,7 +43,7 @@
         <w:t xml:space="preserve">Version </w:t>
       </w:r>
       <w:r>
-        <w:t>1</w:t>
+        <w:t>2</w:t>
       </w:r>
     </w:p>
     <w:p>
@@ -60,7 +60,7 @@
         <w:rPr>
           <w:noProof/>
         </w:rPr>
-        <w:t>2/16/26 12:00 PM</w:t>
+        <w:t>4/27/26 12:55 PM</w:t>
       </w:r>
       <w:r>
         <w:fldChar w:fldCharType="end"/>
@@ -852,27 +852,72 @@
         <w:t>NIST NCWF</w:t>
       </w:r>
       <w:r>
-        <w:t xml:space="preserve"> role SP-ARC-002 and detailed in section </w:t>
-      </w:r>
-      <w:r>
-        <w:rPr>
-          <w:b/>
-          <w:bCs/>
-        </w:rPr>
-        <w:t>12.7 Security Architect</w:t>
-      </w:r>
-      <w:r>
-        <w:t xml:space="preserve"> of the </w:t>
-      </w:r>
-      <w:r>
-        <w:rPr>
-          <w:b/>
-          <w:bCs/>
-        </w:rPr>
-        <w:t>AVCDL</w:t>
-      </w:r>
-      <w:r>
-        <w:t xml:space="preserve"> primary document.</w:t>
+        <w:t xml:space="preserve"> role SP-ARC-002 and detailed in </w:t>
+      </w:r>
+      <w:r>
+        <w:t>the</w:t>
+      </w:r>
+      <w:r>
+        <w:t xml:space="preserve"> </w:t>
+      </w:r>
+      <w:r>
+        <w:rPr>
+          <w:b/>
+          <w:bCs/>
+        </w:rPr>
+        <w:t>NCWF Roles - Security Architect</w:t>
+      </w:r>
+      <w:r>
+        <w:t xml:space="preserve"> section of the </w:t>
+      </w:r>
+      <w:r>
+        <w:rPr>
+          <w:b/>
+          <w:bCs/>
+        </w:rPr>
+        <w:t>AVCDL Background Material</w:t>
+      </w:r>
+      <w:r>
+        <w:t xml:space="preserve"> elaboration</w:t>
+      </w:r>
+      <w:r>
+        <w:t xml:space="preserve"> </w:t>
+      </w:r>
+      <w:r>
+        <w:t>document</w:t>
+      </w:r>
+      <w:r>
+        <w:t xml:space="preserve"> </w:t>
+      </w:r>
+      <w:r>
+        <w:rPr>
+          <w:b/>
+          <w:bCs/>
+          <w:color w:val="0070C0"/>
+          <w:vertAlign w:val="superscript"/>
+        </w:rPr>
+        <w:t>[</w:t>
+      </w:r>
+      <w:r>
+        <w:rPr>
+          <w:b/>
+          <w:bCs/>
+          <w:color w:val="0070C0"/>
+          <w:vertAlign w:val="superscript"/>
+        </w:rPr>
+        <w:t>6</w:t>
+      </w:r>
+      <w:r>
+        <w:rPr>
+          <w:b/>
+          <w:bCs/>
+          <w:color w:val="0070C0"/>
+          <w:vertAlign w:val="superscript"/>
+        </w:rPr>
+        <w:t>]</w:t>
+      </w:r>
+      <w:r>
+        <w:t>.</w:t>
       </w:r>
     </w:p>
     <w:p>
@@ -1607,8 +1652,6 @@
       </w:r>
       <w:r>
         <w:tab/>
-      </w:r>
-      <w:r>
         <w:t xml:space="preserve">These tools </w:t>
       </w:r>
       <w:r>
@@ -1675,12 +1718,7 @@
       </w:r>
       <w:r>
         <w:tab/>
-      </w:r>
-      <w:r>
-        <w:t>It is recommended that when using non-static analysis tools for cybersecurity-specific static analysis within the build system that they be run separately with only cybersecurity-relevant settings in order to minimize the work required to perform the triage</w:t>
-      </w:r>
-      <w:r>
-        <w:t>.</w:t>
+        <w:t>It is recommended that when using non-static analysis tools for cybersecurity-specific static analysis within the build system that they be run separately with only cybersecurity-relevant settings in order to minimize the work required to perform the triage.</w:t>
       </w:r>
     </w:p>
     <w:p>
@@ -1697,8 +1735,6 @@
       </w:r>
       <w:r>
         <w:tab/>
-      </w:r>
-      <w:r>
         <w:t>There may be the</w:t>
       </w:r>
       <w:r>
@@ -1708,10 +1744,7 @@
         <w:t xml:space="preserve"> </w:t>
       </w:r>
       <w:r>
-        <w:t xml:space="preserve">cybersecurity-relevant settings </w:t>
-      </w:r>
-      <w:r>
-        <w:t xml:space="preserve">for </w:t>
+        <w:t xml:space="preserve">cybersecurity-relevant settings for </w:t>
       </w:r>
       <w:r>
         <w:t xml:space="preserve">non-static analysis tools </w:t>
@@ -3652,6 +3685,28 @@
           <w:color w:val="000000" w:themeColor="text1"/>
         </w:rPr>
         <w:t xml:space="preserve"> (AVCDL secondary document)</w:t>
+      </w:r>
+    </w:p>
+    <w:p>
+      <w:pPr>
+        <w:pStyle w:val="ListParagraph"/>
+        <w:numPr>
+          <w:ilvl w:val="0"/>
+          <w:numId w:val="3"/>
+        </w:numPr>
+        <w:rPr>
+          <w:color w:val="000000" w:themeColor="text1"/>
+        </w:rPr>
+      </w:pPr>
+      <w:r>
+        <w:rPr>
+          <w:b/>
+          <w:bCs/>
+        </w:rPr>
+        <w:t xml:space="preserve">AVCDL Background Material </w:t>
+      </w:r>
+      <w:r>
+        <w:t>(AVCDL elaboration document)</w:t>
       </w:r>
     </w:p>
     <w:p>
